--- a/ficha/ficha-em-branco.docx
+++ b/ficha/ficha-em-branco.docx
@@ -40,7 +40,7 @@
     </w:p>
     <w:p>
       <w:pPr>
-        <w:spacing w:after="120"/>
+        <w:spacing w:after="20"/>
       </w:pPr>
     </w:p>
     <w:tbl>
@@ -75,9 +75,9 @@
             </w:tcBorders>
             <w:shd w:fill="FDF0F6" w:color="auto" w:val="clear"/>
             <w:tcMar>
-              <w:top w:type="dxa" w:w="42"/>
+              <w:top w:type="dxa" w:w="30"/>
               <w:left w:type="dxa" w:w="120"/>
-              <w:bottom w:type="dxa" w:w="42"/>
+              <w:bottom w:type="dxa" w:w="30"/>
               <w:right w:type="dxa" w:w="120"/>
             </w:tcMar>
             <w:vAlign w:val="top"/>
@@ -123,9 +123,9 @@
             </w:tcBorders>
             <w:shd w:fill="FDF0F6" w:color="auto" w:val="clear"/>
             <w:tcMar>
-              <w:top w:type="dxa" w:w="42"/>
+              <w:top w:type="dxa" w:w="30"/>
               <w:left w:type="dxa" w:w="120"/>
-              <w:bottom w:type="dxa" w:w="42"/>
+              <w:bottom w:type="dxa" w:w="30"/>
               <w:right w:type="dxa" w:w="120"/>
             </w:tcMar>
             <w:vAlign w:val="top"/>
@@ -171,9 +171,9 @@
             </w:tcBorders>
             <w:shd w:fill="FDF0F6" w:color="auto" w:val="clear"/>
             <w:tcMar>
-              <w:top w:type="dxa" w:w="42"/>
+              <w:top w:type="dxa" w:w="30"/>
               <w:left w:type="dxa" w:w="120"/>
-              <w:bottom w:type="dxa" w:w="42"/>
+              <w:bottom w:type="dxa" w:w="30"/>
               <w:right w:type="dxa" w:w="120"/>
             </w:tcMar>
             <w:vAlign w:val="top"/>
@@ -249,9 +249,9 @@
             </w:tcBorders>
             <w:shd w:fill="FDF0F6" w:color="auto" w:val="clear"/>
             <w:tcMar>
-              <w:top w:type="dxa" w:w="42"/>
+              <w:top w:type="dxa" w:w="30"/>
               <w:left w:type="dxa" w:w="120"/>
-              <w:bottom w:type="dxa" w:w="42"/>
+              <w:bottom w:type="dxa" w:w="30"/>
               <w:right w:type="dxa" w:w="120"/>
             </w:tcMar>
             <w:vAlign w:val="top"/>
@@ -297,9 +297,9 @@
             </w:tcBorders>
             <w:shd w:fill="FDF0F6" w:color="auto" w:val="clear"/>
             <w:tcMar>
-              <w:top w:type="dxa" w:w="42"/>
+              <w:top w:type="dxa" w:w="30"/>
               <w:left w:type="dxa" w:w="120"/>
-              <w:bottom w:type="dxa" w:w="42"/>
+              <w:bottom w:type="dxa" w:w="30"/>
               <w:right w:type="dxa" w:w="120"/>
             </w:tcMar>
             <w:vAlign w:val="top"/>
@@ -345,9 +345,9 @@
             </w:tcBorders>
             <w:shd w:fill="FDF0F6" w:color="auto" w:val="clear"/>
             <w:tcMar>
-              <w:top w:type="dxa" w:w="42"/>
+              <w:top w:type="dxa" w:w="30"/>
               <w:left w:type="dxa" w:w="120"/>
-              <w:bottom w:type="dxa" w:w="42"/>
+              <w:bottom w:type="dxa" w:w="30"/>
               <w:right w:type="dxa" w:w="120"/>
             </w:tcMar>
             <w:vAlign w:val="top"/>
@@ -393,9 +393,9 @@
             </w:tcBorders>
             <w:shd w:fill="FDF0F6" w:color="auto" w:val="clear"/>
             <w:tcMar>
-              <w:top w:type="dxa" w:w="42"/>
+              <w:top w:type="dxa" w:w="30"/>
               <w:left w:type="dxa" w:w="120"/>
-              <w:bottom w:type="dxa" w:w="42"/>
+              <w:bottom w:type="dxa" w:w="30"/>
               <w:right w:type="dxa" w:w="120"/>
             </w:tcMar>
             <w:vAlign w:val="top"/>
@@ -441,9 +441,9 @@
             </w:tcBorders>
             <w:shd w:fill="FDF0F6" w:color="auto" w:val="clear"/>
             <w:tcMar>
-              <w:top w:type="dxa" w:w="42"/>
+              <w:top w:type="dxa" w:w="30"/>
               <w:left w:type="dxa" w:w="120"/>
-              <w:bottom w:type="dxa" w:w="42"/>
+              <w:bottom w:type="dxa" w:w="30"/>
               <w:right w:type="dxa" w:w="120"/>
             </w:tcMar>
             <w:vAlign w:val="top"/>
@@ -482,7 +482,7 @@
     </w:tbl>
     <w:p>
       <w:pPr>
-        <w:spacing w:after="96" w:before="36"/>
+        <w:spacing w:after="48" w:before="36"/>
       </w:pPr>
       <w:r>
         <w:rPr>
@@ -519,9 +519,9 @@
             <w:tcW w:type="dxa" w:w="9600"/>
             <w:shd w:fill="2B1B2E" w:color="auto" w:val="clear"/>
             <w:tcMar>
-              <w:top w:type="dxa" w:w="50"/>
+              <w:top w:type="dxa" w:w="34"/>
               <w:left w:type="dxa" w:w="150"/>
-              <w:bottom w:type="dxa" w:w="50"/>
+              <w:bottom w:type="dxa" w:w="34"/>
               <w:right w:type="dxa" w:w="150"/>
             </w:tcMar>
           </w:tcPr>
@@ -827,7 +827,7 @@
     </w:tbl>
     <w:p>
       <w:pPr>
-        <w:spacing w:after="96" w:before="36"/>
+        <w:spacing w:after="48" w:before="36"/>
       </w:pPr>
       <w:r>
         <w:rPr>
@@ -864,9 +864,9 @@
             <w:tcW w:type="dxa" w:w="9600"/>
             <w:shd w:fill="2B1B2E" w:color="auto" w:val="clear"/>
             <w:tcMar>
-              <w:top w:type="dxa" w:w="50"/>
+              <w:top w:type="dxa" w:w="34"/>
               <w:left w:type="dxa" w:w="150"/>
-              <w:bottom w:type="dxa" w:w="50"/>
+              <w:bottom w:type="dxa" w:w="34"/>
               <w:right w:type="dxa" w:w="150"/>
             </w:tcMar>
           </w:tcPr>
@@ -2172,7 +2172,7 @@
     </w:tbl>
     <w:p>
       <w:pPr>
-        <w:spacing w:after="96" w:before="36"/>
+        <w:spacing w:after="48" w:before="36"/>
       </w:pPr>
       <w:r>
         <w:rPr>
@@ -2252,9 +2252,9 @@
             <w:tcW w:type="dxa" w:w="9600"/>
             <w:shd w:fill="2B1B2E" w:color="auto" w:val="clear"/>
             <w:tcMar>
-              <w:top w:type="dxa" w:w="50"/>
+              <w:top w:type="dxa" w:w="34"/>
               <w:left w:type="dxa" w:w="150"/>
-              <w:bottom w:type="dxa" w:w="50"/>
+              <w:bottom w:type="dxa" w:w="34"/>
               <w:right w:type="dxa" w:w="150"/>
             </w:tcMar>
           </w:tcPr>
@@ -2909,9 +2909,9 @@
             <w:tcW w:type="dxa" w:w="9600"/>
             <w:shd w:fill="2B1B2E" w:color="auto" w:val="clear"/>
             <w:tcMar>
-              <w:top w:type="dxa" w:w="50"/>
+              <w:top w:type="dxa" w:w="34"/>
               <w:left w:type="dxa" w:w="150"/>
-              <w:bottom w:type="dxa" w:w="50"/>
+              <w:bottom w:type="dxa" w:w="34"/>
               <w:right w:type="dxa" w:w="150"/>
             </w:tcMar>
           </w:tcPr>
@@ -4156,7 +4156,7 @@
     </w:tbl>
     <w:p>
       <w:pPr>
-        <w:spacing w:after="96" w:before="36"/>
+        <w:spacing w:after="48" w:before="36"/>
       </w:pPr>
       <w:r>
         <w:rPr>
@@ -4235,9 +4235,9 @@
             <w:tcW w:type="dxa" w:w="9600"/>
             <w:shd w:fill="2B1B2E" w:color="auto" w:val="clear"/>
             <w:tcMar>
-              <w:top w:type="dxa" w:w="50"/>
+              <w:top w:type="dxa" w:w="34"/>
               <w:left w:type="dxa" w:w="150"/>
-              <w:bottom w:type="dxa" w:w="50"/>
+              <w:bottom w:type="dxa" w:w="34"/>
               <w:right w:type="dxa" w:w="150"/>
             </w:tcMar>
           </w:tcPr>
@@ -4633,7 +4633,7 @@
     </w:tbl>
     <w:p>
       <w:pPr>
-        <w:spacing w:after="96" w:before="36"/>
+        <w:spacing w:after="48" w:before="36"/>
       </w:pPr>
       <w:r>
         <w:rPr>
@@ -4673,7 +4673,7 @@
         <w:sectPr>
           <w:footerReference w:type="default" r:id="rId7"/>
           <w:pgSz w:w="11906" w:h="16838" w:orient="portrait"/>
-          <w:pgMar w:top="680" w:right="780" w:bottom="560" w:left="780" w:header="708" w:footer="708" w:gutter="0"/>
+          <w:pgMar w:top="400" w:right="700" w:bottom="440" w:left="700" w:header="708" w:footer="708" w:gutter="0"/>
           <w:pgNumType/>
           <w:docGrid w:linePitch="360"/>
         </w:sectPr>
@@ -4717,7 +4717,7 @@
     </w:p>
     <w:p>
       <w:pPr>
-        <w:spacing w:after="120"/>
+        <w:spacing w:after="20"/>
       </w:pPr>
     </w:p>
     <w:tbl>
@@ -4793,18 +4793,8 @@
     </w:tbl>
     <w:p>
       <w:pPr>
-        <w:spacing w:after="96" w:before="36"/>
+        <w:spacing w:after="48" w:before="36"/>
       </w:pPr>
-      <w:r>
-        <w:rPr>
-          <w:i/>
-          <w:iCs/>
-          <w:color w:val="847B86"/>
-          <w:sz w:val="14"/>
-          <w:szCs w:val="14"/>
-        </w:rPr>
-        <w:t xml:space="preserve">É o que você carrega a campanha inteira: </w:t>
-      </w:r>
       <w:r>
         <w:rPr>
           <w:b/>
@@ -4815,7 +4805,7 @@
           <w:sz w:val="14"/>
           <w:szCs w:val="14"/>
         </w:rPr>
-        <w:t xml:space="preserve">a técnica nunca muda</w:t>
+        <w:t xml:space="preserve">A técnica nunca muda</w:t>
       </w:r>
       <w:r>
         <w:rPr>
@@ -4825,7 +4815,7 @@
           <w:sz w:val="14"/>
           <w:szCs w:val="14"/>
         </w:rPr>
-        <w:t xml:space="preserve">, o que evolui é o que você consegue fazer com ela. A Regra é lida por outra pessoa antes de entrar em jogo — quem escreveu sabe o que quis dizer; quem vai arbitrar, não.</w:t>
+        <w:t xml:space="preserve">: o que evolui é o que você faz com ela. Outra pessoa lê a Regra antes de ela entrar em jogo.</w:t>
       </w:r>
     </w:p>
     <w:tbl>
@@ -4841,7 +4831,8 @@
         </w:tblBorders>
       </w:tblPr>
       <w:tblGrid>
-        <w:gridCol w:w="9600"/>
+        <w:gridCol w:w="3840"/>
+        <w:gridCol w:w="5760"/>
       </w:tblGrid>
       <w:tr>
         <w:trPr>
@@ -4849,24 +4840,25 @@
         </w:trPr>
         <w:tc>
           <w:tcPr>
-            <w:tcW w:type="dxa" w:w="9600"/>
+            <w:tcW w:type="dxa" w:w="3840"/>
             <w:tcBorders>
               <w:top w:val="nil"/>
-              <w:left w:val="single" w:color="BC2A6E" w:sz="12"/>
-              <w:bottom w:val="nil"/>
+              <w:left w:val="nil"/>
+              <w:bottom w:val="single" w:color="9A6F87" w:sz="6"/>
               <w:right w:val="nil"/>
             </w:tcBorders>
             <w:shd w:fill="FDF0F6" w:color="auto" w:val="clear"/>
             <w:tcMar>
-              <w:top w:type="dxa" w:w="70"/>
-              <w:left w:type="dxa" w:w="150"/>
-              <w:bottom w:type="dxa" w:w="70"/>
-              <w:right w:type="dxa" w:w="150"/>
-            </w:tcMar>
-          </w:tcPr>
-          <w:p>
-            <w:pPr>
-              <w:spacing w:after="60" w:before="20"/>
+              <w:top w:type="dxa" w:w="30"/>
+              <w:left w:type="dxa" w:w="120"/>
+              <w:bottom w:type="dxa" w:w="30"/>
+              <w:right w:type="dxa" w:w="120"/>
+            </w:tcMar>
+            <w:vAlign w:val="top"/>
+          </w:tcPr>
+          <w:p>
+            <w:pPr>
+              <w:spacing w:after="10" w:before="20"/>
             </w:pPr>
             <w:r>
               <w:rPr>
@@ -4877,23 +4869,76 @@
                 <w:sz w:val="13"/>
                 <w:szCs w:val="13"/>
               </w:rPr>
-              <w:t xml:space="preserve">O ATRIBUTO DA TÉCNICA — UM DOS CINCO, ESCOLHIDO NA CRIAÇÃO E TRAVADO</w:t>
-            </w:r>
-          </w:p>
-          <w:p>
-            <w:pPr>
-              <w:pBdr>
-                <w:bottom w:val="single" w:color="F8C7DC" w:sz="4" w:space="2"/>
-              </w:pBdr>
-              <w:spacing w:after="108"/>
-            </w:pPr>
+              <w:t xml:space="preserve">O ATRIBUTO DA TÉCNICA — UM DOS CINCO, TRAVADO NA CRIAÇÃO</w:t>
+            </w:r>
+          </w:p>
+          <w:p>
+            <w:pPr>
+              <w:spacing w:after="30" w:before="0"/>
+            </w:pPr>
+            <w:r>
+              <w:rPr>
+                <w:color w:val="251727"/>
+                <w:sz w:val="20"/>
+                <w:szCs w:val="20"/>
+              </w:rPr>
+              <w:t xml:space="preserve"/>
+            </w:r>
+          </w:p>
+        </w:tc>
+        <w:tc>
+          <w:tcPr>
+            <w:tcW w:type="dxa" w:w="5760"/>
+            <w:tcBorders>
+              <w:top w:val="nil"/>
+              <w:left w:val="nil"/>
+              <w:bottom w:val="single" w:color="9A6F87" w:sz="6"/>
+              <w:right w:val="nil"/>
+            </w:tcBorders>
+            <w:shd w:fill="FDF0F6" w:color="auto" w:val="clear"/>
+            <w:tcMar>
+              <w:top w:type="dxa" w:w="30"/>
+              <w:left w:type="dxa" w:w="120"/>
+              <w:bottom w:type="dxa" w:w="30"/>
+              <w:right w:type="dxa" w:w="120"/>
+            </w:tcMar>
+            <w:vAlign w:val="top"/>
+          </w:tcPr>
+          <w:p>
+            <w:pPr>
+              <w:spacing w:after="10" w:before="20"/>
+            </w:pPr>
+            <w:r>
+              <w:rPr>
+                <w:b/>
+                <w:bCs/>
+                <w:color w:val="847B86"/>
+                <w:spacing w:val="30"/>
+                <w:sz w:val="13"/>
+                <w:szCs w:val="13"/>
+              </w:rPr>
+              <w:t xml:space="preserve">SELO — O GESTO, A CONDIÇÃO OU O OBJETO QUE A TÉCNICA EXIGE</w:t>
+            </w:r>
+          </w:p>
+          <w:p>
+            <w:pPr>
+              <w:spacing w:after="30" w:before="0"/>
+            </w:pPr>
+            <w:r>
+              <w:rPr>
+                <w:color w:val="251727"/>
+                <w:sz w:val="20"/>
+                <w:szCs w:val="20"/>
+              </w:rPr>
+              <w:t xml:space="preserve"/>
+            </w:r>
           </w:p>
         </w:tc>
       </w:tr>
     </w:tbl>
     <w:p>
       <w:pPr>
-        <w:spacing w:after="96" w:before="36"/>
+        <w:spacing w:after="48" w:before="36"/>
       </w:pPr>
       <w:r>
         <w:rPr>
@@ -4903,7 +4948,7 @@
           <w:sz w:val="14"/>
           <w:szCs w:val="14"/>
         </w:rPr>
-        <w:t xml:space="preserve">É ele que entra no </w:t>
+        <w:t xml:space="preserve">O atributo entra no </w:t>
       </w:r>
       <w:r>
         <w:rPr>
@@ -4947,7 +4992,29 @@
           <w:sz w:val="14"/>
           <w:szCs w:val="14"/>
         </w:rPr>
-        <w:t xml:space="preserve">, na página 1. Se ele ficar para trás, a sua técnica fica junto.</w:t>
+        <w:t xml:space="preserve">, na página 1. O Selo não custa nem devolve ponto, e Restrição que o Selo já obriga </w:t>
+      </w:r>
+      <w:r>
+        <w:rPr>
+          <w:b/>
+          <w:bCs/>
+          <w:i/>
+          <w:iCs/>
+          <w:color w:val="847B86"/>
+          <w:sz w:val="14"/>
+          <w:szCs w:val="14"/>
+        </w:rPr>
+        <w:t xml:space="preserve">não devolve ponto</w:t>
+      </w:r>
+      <w:r>
+        <w:rPr>
+          <w:i/>
+          <w:iCs/>
+          <w:color w:val="847B86"/>
+          <w:sz w:val="14"/>
+          <w:szCs w:val="14"/>
+        </w:rPr>
+        <w:t xml:space="preserve">.</w:t>
       </w:r>
     </w:p>
     <w:tbl>
@@ -5045,9 +5112,9 @@
             <w:tcW w:type="dxa" w:w="9600"/>
             <w:shd w:fill="2B1B2E" w:color="auto" w:val="clear"/>
             <w:tcMar>
-              <w:top w:type="dxa" w:w="50"/>
+              <w:top w:type="dxa" w:w="34"/>
               <w:left w:type="dxa" w:w="150"/>
-              <w:bottom w:type="dxa" w:w="50"/>
+              <w:bottom w:type="dxa" w:w="34"/>
               <w:right w:type="dxa" w:w="150"/>
             </w:tcMar>
           </w:tcPr>
@@ -5299,7 +5366,7 @@
                 <w:sz w:val="17"/>
                 <w:szCs w:val="17"/>
               </w:rPr>
-              <w:t xml:space="preserve">Ataque</w:t>
+              <w:t xml:space="preserve">Alcance</w:t>
             </w:r>
           </w:p>
         </w:tc>
@@ -5383,7 +5450,7 @@
                 <w:sz w:val="17"/>
                 <w:szCs w:val="17"/>
               </w:rPr>
-              <w:t xml:space="preserve">Corpo</w:t>
+              <w:t xml:space="preserve">Castigo</w:t>
             </w:r>
           </w:p>
         </w:tc>
@@ -5560,7 +5627,7 @@
                 <w:sz w:val="17"/>
                 <w:szCs w:val="17"/>
               </w:rPr>
-              <w:t xml:space="preserve">Movimento</w:t>
+              <w:t xml:space="preserve">Tempo</w:t>
             </w:r>
           </w:p>
         </w:tc>
@@ -5651,7 +5718,7 @@
                 <w:sz w:val="17"/>
                 <w:szCs w:val="17"/>
               </w:rPr>
-              <w:t xml:space="preserve">Controle</w:t>
+              <w:t xml:space="preserve">Mira</w:t>
             </w:r>
           </w:p>
         </w:tc>
@@ -5735,7 +5802,7 @@
                 <w:sz w:val="17"/>
                 <w:szCs w:val="17"/>
               </w:rPr>
-              <w:t xml:space="preserve">Auxiliares</w:t>
+              <w:t xml:space="preserve">Marca</w:t>
             </w:r>
           </w:p>
         </w:tc>
@@ -5825,7 +5892,7 @@
                 <w:sz w:val="17"/>
                 <w:szCs w:val="17"/>
               </w:rPr>
-              <w:t xml:space="preserve">Castigo</w:t>
+              <w:t xml:space="preserve">Controle</w:t>
             </w:r>
           </w:p>
         </w:tc>
@@ -5912,7 +5979,7 @@
                 <w:sz w:val="17"/>
                 <w:szCs w:val="17"/>
               </w:rPr>
-              <w:t xml:space="preserve">Percepção</w:t>
+              <w:t xml:space="preserve">Amparo</w:t>
             </w:r>
           </w:p>
         </w:tc>
@@ -6003,7 +6070,7 @@
                 <w:sz w:val="17"/>
                 <w:szCs w:val="17"/>
               </w:rPr>
-              <w:t xml:space="preserve">Amparo</w:t>
+              <w:t xml:space="preserve">Auxiliares</w:t>
             </w:r>
           </w:p>
         </w:tc>
@@ -6121,7 +6188,7 @@
     </w:tbl>
     <w:p>
       <w:pPr>
-        <w:spacing w:after="96" w:before="36"/>
+        <w:spacing w:after="48" w:before="36"/>
       </w:pPr>
       <w:r>
         <w:rPr>
@@ -6175,7 +6242,7 @@
           <w:sz w:val="14"/>
           <w:szCs w:val="14"/>
         </w:rPr>
-        <w:t xml:space="preserve"> você nunca compra nada. É aqui que duas técnicas com a mesma Regra viram personagens diferentes.</w:t>
+        <w:t xml:space="preserve"> você nunca compra nada.</w:t>
       </w:r>
     </w:p>
     <w:tbl>
@@ -6202,112 +6269,6 @@
             <w:tcW w:type="dxa" w:w="9600"/>
             <w:tcBorders>
               <w:top w:val="nil"/>
-              <w:left w:val="nil"/>
-              <w:bottom w:val="single" w:color="9A6F87" w:sz="6"/>
-              <w:right w:val="nil"/>
-            </w:tcBorders>
-            <w:shd w:fill="FDF0F6" w:color="auto" w:val="clear"/>
-            <w:tcMar>
-              <w:top w:type="dxa" w:w="42"/>
-              <w:left w:type="dxa" w:w="120"/>
-              <w:bottom w:type="dxa" w:w="42"/>
-              <w:right w:type="dxa" w:w="120"/>
-            </w:tcMar>
-            <w:vAlign w:val="top"/>
-          </w:tcPr>
-          <w:p>
-            <w:pPr>
-              <w:spacing w:after="10" w:before="20"/>
-            </w:pPr>
-            <w:r>
-              <w:rPr>
-                <w:b/>
-                <w:bCs/>
-                <w:color w:val="847B86"/>
-                <w:spacing w:val="30"/>
-                <w:sz w:val="13"/>
-                <w:szCs w:val="13"/>
-              </w:rPr>
-              <w:t xml:space="preserve">SELO — O GESTO, A CONDIÇÃO OU O OBJETO QUE A TÉCNICA EXIGE</w:t>
-            </w:r>
-          </w:p>
-          <w:p>
-            <w:pPr>
-              <w:spacing w:after="30" w:before="0"/>
-            </w:pPr>
-            <w:r>
-              <w:rPr>
-                <w:color w:val="251727"/>
-                <w:sz w:val="20"/>
-                <w:szCs w:val="20"/>
-              </w:rPr>
-              <w:t xml:space="preserve"/>
-            </w:r>
-          </w:p>
-        </w:tc>
-      </w:tr>
-    </w:tbl>
-    <w:p>
-      <w:pPr>
-        <w:spacing w:after="96" w:before="36"/>
-      </w:pPr>
-      <w:r>
-        <w:rPr>
-          <w:i/>
-          <w:iCs/>
-          <w:color w:val="847B86"/>
-          <w:sz w:val="14"/>
-          <w:szCs w:val="14"/>
-        </w:rPr>
-        <w:t xml:space="preserve">O Selo não custa nem devolve ponto: ele é identidade. Mas Restrição que o Selo já obriga </w:t>
-      </w:r>
-      <w:r>
-        <w:rPr>
-          <w:b/>
-          <w:bCs/>
-          <w:i/>
-          <w:iCs/>
-          <w:color w:val="847B86"/>
-          <w:sz w:val="14"/>
-          <w:szCs w:val="14"/>
-        </w:rPr>
-        <w:t xml:space="preserve">não devolve ponto</w:t>
-      </w:r>
-      <w:r>
-        <w:rPr>
-          <w:i/>
-          <w:iCs/>
-          <w:color w:val="847B86"/>
-          <w:sz w:val="14"/>
-          <w:szCs w:val="14"/>
-        </w:rPr>
-        <w:t xml:space="preserve">.</w:t>
-      </w:r>
-    </w:p>
-    <w:tbl>
-      <w:tblPr>
-        <w:tblW w:type="dxa" w:w="9600"/>
-        <w:tblBorders>
-          <w:top w:val="nil"/>
-          <w:left w:val="nil"/>
-          <w:bottom w:val="nil"/>
-          <w:right w:val="nil"/>
-          <w:insideH w:val="nil"/>
-          <w:insideV w:val="nil"/>
-        </w:tblBorders>
-      </w:tblPr>
-      <w:tblGrid>
-        <w:gridCol w:w="9600"/>
-      </w:tblGrid>
-      <w:tr>
-        <w:trPr>
-          <w:cantSplit/>
-        </w:trPr>
-        <w:tc>
-          <w:tcPr>
-            <w:tcW w:type="dxa" w:w="9600"/>
-            <w:tcBorders>
-              <w:top w:val="nil"/>
               <w:left w:val="single" w:color="BC2A6E" w:sz="12"/>
               <w:bottom w:val="nil"/>
               <w:right w:val="nil"/>
@@ -6379,9 +6340,9 @@
             <w:tcW w:type="dxa" w:w="9600"/>
             <w:shd w:fill="2B1B2E" w:color="auto" w:val="clear"/>
             <w:tcMar>
-              <w:top w:type="dxa" w:w="50"/>
+              <w:top w:type="dxa" w:w="34"/>
               <w:left w:type="dxa" w:w="150"/>
-              <w:bottom w:type="dxa" w:w="50"/>
+              <w:bottom w:type="dxa" w:w="34"/>
               <w:right w:type="dxa" w:w="150"/>
             </w:tcMar>
           </w:tcPr>
@@ -6716,7 +6677,7 @@
     </w:tbl>
     <w:p>
       <w:pPr>
-        <w:spacing w:after="96" w:before="36"/>
+        <w:spacing w:after="48" w:before="36"/>
       </w:pPr>
       <w:r>
         <w:rPr>
@@ -6726,7 +6687,7 @@
           <w:sz w:val="14"/>
           <w:szCs w:val="14"/>
         </w:rPr>
-        <w:t xml:space="preserve">Classe 0 não gasta PE, não ocupa espaço e não se monta: escolha uma Forma e pronto. Cabe uma Melhoria Leve, tirando um dado para pagar.</w:t>
+        <w:t xml:space="preserve">Classe 0 não gasta PE, não ocupa espaço e não se monta: escolha uma Forma e pronto. Cabe uma Melhoria Leve e uma Restrição Leve, tirando um dado para pagar.</w:t>
       </w:r>
     </w:p>
     <w:tbl>
@@ -6753,9 +6714,9 @@
             <w:tcW w:type="dxa" w:w="9600"/>
             <w:shd w:fill="2B1B2E" w:color="auto" w:val="clear"/>
             <w:tcMar>
-              <w:top w:type="dxa" w:w="50"/>
+              <w:top w:type="dxa" w:w="34"/>
               <w:left w:type="dxa" w:w="150"/>
-              <w:bottom w:type="dxa" w:w="50"/>
+              <w:bottom w:type="dxa" w:w="34"/>
               <w:right w:type="dxa" w:w="150"/>
             </w:tcMar>
           </w:tcPr>
@@ -6812,9 +6773,9 @@
             </w:tcBorders>
             <w:shd w:fill="FDF0F6" w:color="auto" w:val="clear"/>
             <w:tcMar>
-              <w:top w:type="dxa" w:w="42"/>
+              <w:top w:type="dxa" w:w="30"/>
               <w:left w:type="dxa" w:w="120"/>
-              <w:bottom w:type="dxa" w:w="42"/>
+              <w:bottom w:type="dxa" w:w="30"/>
               <w:right w:type="dxa" w:w="120"/>
             </w:tcMar>
             <w:vAlign w:val="top"/>
@@ -6860,9 +6821,9 @@
             </w:tcBorders>
             <w:shd w:fill="FDF0F6" w:color="auto" w:val="clear"/>
             <w:tcMar>
-              <w:top w:type="dxa" w:w="42"/>
+              <w:top w:type="dxa" w:w="30"/>
               <w:left w:type="dxa" w:w="120"/>
-              <w:bottom w:type="dxa" w:w="42"/>
+              <w:bottom w:type="dxa" w:w="30"/>
               <w:right w:type="dxa" w:w="120"/>
             </w:tcMar>
             <w:vAlign w:val="top"/>
@@ -6908,9 +6869,9 @@
             </w:tcBorders>
             <w:shd w:fill="FDF0F6" w:color="auto" w:val="clear"/>
             <w:tcMar>
-              <w:top w:type="dxa" w:w="42"/>
+              <w:top w:type="dxa" w:w="30"/>
               <w:left w:type="dxa" w:w="120"/>
-              <w:bottom w:type="dxa" w:w="42"/>
+              <w:bottom w:type="dxa" w:w="30"/>
               <w:right w:type="dxa" w:w="120"/>
             </w:tcMar>
             <w:vAlign w:val="top"/>
@@ -6956,9 +6917,9 @@
             </w:tcBorders>
             <w:shd w:fill="FDF0F6" w:color="auto" w:val="clear"/>
             <w:tcMar>
-              <w:top w:type="dxa" w:w="42"/>
+              <w:top w:type="dxa" w:w="30"/>
               <w:left w:type="dxa" w:w="120"/>
-              <w:bottom w:type="dxa" w:w="42"/>
+              <w:bottom w:type="dxa" w:w="30"/>
               <w:right w:type="dxa" w:w="120"/>
             </w:tcMar>
             <w:vAlign w:val="top"/>
@@ -7027,9 +6988,9 @@
             </w:tcBorders>
             <w:shd w:fill="FDF0F6" w:color="auto" w:val="clear"/>
             <w:tcMar>
-              <w:top w:type="dxa" w:w="42"/>
+              <w:top w:type="dxa" w:w="30"/>
               <w:left w:type="dxa" w:w="120"/>
-              <w:bottom w:type="dxa" w:w="42"/>
+              <w:bottom w:type="dxa" w:w="30"/>
               <w:right w:type="dxa" w:w="120"/>
             </w:tcMar>
             <w:vAlign w:val="top"/>
@@ -7075,9 +7036,9 @@
             </w:tcBorders>
             <w:shd w:fill="FDF0F6" w:color="auto" w:val="clear"/>
             <w:tcMar>
-              <w:top w:type="dxa" w:w="42"/>
+              <w:top w:type="dxa" w:w="30"/>
               <w:left w:type="dxa" w:w="120"/>
-              <w:bottom w:type="dxa" w:w="42"/>
+              <w:bottom w:type="dxa" w:w="30"/>
               <w:right w:type="dxa" w:w="120"/>
             </w:tcMar>
             <w:vAlign w:val="top"/>
@@ -7123,9 +7084,9 @@
             </w:tcBorders>
             <w:shd w:fill="FDF0F6" w:color="auto" w:val="clear"/>
             <w:tcMar>
-              <w:top w:type="dxa" w:w="42"/>
+              <w:top w:type="dxa" w:w="30"/>
               <w:left w:type="dxa" w:w="120"/>
-              <w:bottom w:type="dxa" w:w="42"/>
+              <w:bottom w:type="dxa" w:w="30"/>
               <w:right w:type="dxa" w:w="120"/>
             </w:tcMar>
             <w:vAlign w:val="top"/>
@@ -7162,11 +7123,6 @@
         </w:tc>
       </w:tr>
     </w:tbl>
-    <w:p>
-      <w:pPr>
-        <w:spacing w:after="55"/>
-      </w:pPr>
-    </w:p>
     <w:tbl>
       <w:tblPr>
         <w:tblW w:type="dxa" w:w="9600"/>
@@ -7200,9 +7156,9 @@
             </w:tcBorders>
             <w:shd w:fill="FDF0F6" w:color="auto" w:val="clear"/>
             <w:tcMar>
-              <w:top w:type="dxa" w:w="42"/>
+              <w:top w:type="dxa" w:w="30"/>
               <w:left w:type="dxa" w:w="120"/>
-              <w:bottom w:type="dxa" w:w="42"/>
+              <w:bottom w:type="dxa" w:w="30"/>
               <w:right w:type="dxa" w:w="120"/>
             </w:tcMar>
             <w:vAlign w:val="top"/>
@@ -7248,9 +7204,9 @@
             </w:tcBorders>
             <w:shd w:fill="FDF0F6" w:color="auto" w:val="clear"/>
             <w:tcMar>
-              <w:top w:type="dxa" w:w="42"/>
+              <w:top w:type="dxa" w:w="30"/>
               <w:left w:type="dxa" w:w="120"/>
-              <w:bottom w:type="dxa" w:w="42"/>
+              <w:bottom w:type="dxa" w:w="30"/>
               <w:right w:type="dxa" w:w="120"/>
             </w:tcMar>
             <w:vAlign w:val="top"/>
@@ -7296,9 +7252,9 @@
             </w:tcBorders>
             <w:shd w:fill="FDF0F6" w:color="auto" w:val="clear"/>
             <w:tcMar>
-              <w:top w:type="dxa" w:w="42"/>
+              <w:top w:type="dxa" w:w="30"/>
               <w:left w:type="dxa" w:w="120"/>
-              <w:bottom w:type="dxa" w:w="42"/>
+              <w:bottom w:type="dxa" w:w="30"/>
               <w:right w:type="dxa" w:w="120"/>
             </w:tcMar>
             <w:vAlign w:val="top"/>
@@ -7344,9 +7300,9 @@
             </w:tcBorders>
             <w:shd w:fill="FDF0F6" w:color="auto" w:val="clear"/>
             <w:tcMar>
-              <w:top w:type="dxa" w:w="42"/>
+              <w:top w:type="dxa" w:w="30"/>
               <w:left w:type="dxa" w:w="120"/>
-              <w:bottom w:type="dxa" w:w="42"/>
+              <w:bottom w:type="dxa" w:w="30"/>
               <w:right w:type="dxa" w:w="120"/>
             </w:tcMar>
             <w:vAlign w:val="top"/>
@@ -7415,9 +7371,9 @@
             </w:tcBorders>
             <w:shd w:fill="FDF0F6" w:color="auto" w:val="clear"/>
             <w:tcMar>
-              <w:top w:type="dxa" w:w="42"/>
+              <w:top w:type="dxa" w:w="30"/>
               <w:left w:type="dxa" w:w="120"/>
-              <w:bottom w:type="dxa" w:w="42"/>
+              <w:bottom w:type="dxa" w:w="30"/>
               <w:right w:type="dxa" w:w="120"/>
             </w:tcMar>
             <w:vAlign w:val="top"/>
@@ -7463,9 +7419,9 @@
             </w:tcBorders>
             <w:shd w:fill="FDF0F6" w:color="auto" w:val="clear"/>
             <w:tcMar>
-              <w:top w:type="dxa" w:w="42"/>
+              <w:top w:type="dxa" w:w="30"/>
               <w:left w:type="dxa" w:w="120"/>
-              <w:bottom w:type="dxa" w:w="42"/>
+              <w:bottom w:type="dxa" w:w="30"/>
               <w:right w:type="dxa" w:w="120"/>
             </w:tcMar>
             <w:vAlign w:val="top"/>
@@ -7511,9 +7467,9 @@
             </w:tcBorders>
             <w:shd w:fill="FDF0F6" w:color="auto" w:val="clear"/>
             <w:tcMar>
-              <w:top w:type="dxa" w:w="42"/>
+              <w:top w:type="dxa" w:w="30"/>
               <w:left w:type="dxa" w:w="120"/>
-              <w:bottom w:type="dxa" w:w="42"/>
+              <w:bottom w:type="dxa" w:w="30"/>
               <w:right w:type="dxa" w:w="120"/>
             </w:tcMar>
             <w:vAlign w:val="top"/>
@@ -7550,11 +7506,6 @@
         </w:tc>
       </w:tr>
     </w:tbl>
-    <w:p>
-      <w:pPr>
-        <w:spacing w:after="55"/>
-      </w:pPr>
-    </w:p>
     <w:tbl>
       <w:tblPr>
         <w:tblW w:type="dxa" w:w="9600"/>
@@ -7588,9 +7539,9 @@
             </w:tcBorders>
             <w:shd w:fill="FDF0F6" w:color="auto" w:val="clear"/>
             <w:tcMar>
-              <w:top w:type="dxa" w:w="42"/>
+              <w:top w:type="dxa" w:w="30"/>
               <w:left w:type="dxa" w:w="120"/>
-              <w:bottom w:type="dxa" w:w="42"/>
+              <w:bottom w:type="dxa" w:w="30"/>
               <w:right w:type="dxa" w:w="120"/>
             </w:tcMar>
             <w:vAlign w:val="top"/>
@@ -7636,9 +7587,9 @@
             </w:tcBorders>
             <w:shd w:fill="FDF0F6" w:color="auto" w:val="clear"/>
             <w:tcMar>
-              <w:top w:type="dxa" w:w="42"/>
+              <w:top w:type="dxa" w:w="30"/>
               <w:left w:type="dxa" w:w="120"/>
-              <w:bottom w:type="dxa" w:w="42"/>
+              <w:bottom w:type="dxa" w:w="30"/>
               <w:right w:type="dxa" w:w="120"/>
             </w:tcMar>
             <w:vAlign w:val="top"/>
@@ -7684,9 +7635,9 @@
             </w:tcBorders>
             <w:shd w:fill="FDF0F6" w:color="auto" w:val="clear"/>
             <w:tcMar>
-              <w:top w:type="dxa" w:w="42"/>
+              <w:top w:type="dxa" w:w="30"/>
               <w:left w:type="dxa" w:w="120"/>
-              <w:bottom w:type="dxa" w:w="42"/>
+              <w:bottom w:type="dxa" w:w="30"/>
               <w:right w:type="dxa" w:w="120"/>
             </w:tcMar>
             <w:vAlign w:val="top"/>
@@ -7732,9 +7683,9 @@
             </w:tcBorders>
             <w:shd w:fill="FDF0F6" w:color="auto" w:val="clear"/>
             <w:tcMar>
-              <w:top w:type="dxa" w:w="42"/>
+              <w:top w:type="dxa" w:w="30"/>
               <w:left w:type="dxa" w:w="120"/>
-              <w:bottom w:type="dxa" w:w="42"/>
+              <w:bottom w:type="dxa" w:w="30"/>
               <w:right w:type="dxa" w:w="120"/>
             </w:tcMar>
             <w:vAlign w:val="top"/>
@@ -7803,9 +7754,9 @@
             </w:tcBorders>
             <w:shd w:fill="FDF0F6" w:color="auto" w:val="clear"/>
             <w:tcMar>
-              <w:top w:type="dxa" w:w="42"/>
+              <w:top w:type="dxa" w:w="30"/>
               <w:left w:type="dxa" w:w="120"/>
-              <w:bottom w:type="dxa" w:w="42"/>
+              <w:bottom w:type="dxa" w:w="30"/>
               <w:right w:type="dxa" w:w="120"/>
             </w:tcMar>
             <w:vAlign w:val="top"/>
@@ -7851,9 +7802,9 @@
             </w:tcBorders>
             <w:shd w:fill="FDF0F6" w:color="auto" w:val="clear"/>
             <w:tcMar>
-              <w:top w:type="dxa" w:w="42"/>
+              <w:top w:type="dxa" w:w="30"/>
               <w:left w:type="dxa" w:w="120"/>
-              <w:bottom w:type="dxa" w:w="42"/>
+              <w:bottom w:type="dxa" w:w="30"/>
               <w:right w:type="dxa" w:w="120"/>
             </w:tcMar>
             <w:vAlign w:val="top"/>
@@ -7899,9 +7850,9 @@
             </w:tcBorders>
             <w:shd w:fill="FDF0F6" w:color="auto" w:val="clear"/>
             <w:tcMar>
-              <w:top w:type="dxa" w:w="42"/>
+              <w:top w:type="dxa" w:w="30"/>
               <w:left w:type="dxa" w:w="120"/>
-              <w:bottom w:type="dxa" w:w="42"/>
+              <w:bottom w:type="dxa" w:w="30"/>
               <w:right w:type="dxa" w:w="120"/>
             </w:tcMar>
             <w:vAlign w:val="top"/>
@@ -7940,12 +7891,7 @@
     </w:tbl>
     <w:p>
       <w:pPr>
-        <w:spacing w:after="55"/>
-      </w:pPr>
-    </w:p>
-    <w:p>
-      <w:pPr>
-        <w:spacing w:after="96" w:before="36"/>
+        <w:spacing w:after="48" w:before="36"/>
       </w:pPr>
       <w:r>
         <w:rPr>
@@ -7985,7 +7931,7 @@
         <w:sectPr>
           <w:footerReference w:type="default" r:id="rId8"/>
           <w:pgSz w:w="11906" w:h="16838" w:orient="portrait"/>
-          <w:pgMar w:top="680" w:right="780" w:bottom="560" w:left="780" w:header="708" w:footer="708" w:gutter="0"/>
+          <w:pgMar w:top="400" w:right="700" w:bottom="440" w:left="700" w:header="708" w:footer="708" w:gutter="0"/>
           <w:pgNumType/>
           <w:docGrid w:linePitch="360"/>
         </w:sectPr>
@@ -8029,12 +7975,12 @@
     </w:p>
     <w:p>
       <w:pPr>
-        <w:spacing w:after="120"/>
+        <w:spacing w:after="20"/>
       </w:pPr>
     </w:p>
     <w:p>
       <w:pPr>
-        <w:spacing w:after="96" w:before="36"/>
+        <w:spacing w:after="48" w:before="36"/>
       </w:pPr>
       <w:r>
         <w:rPr>
@@ -8044,7 +7990,7 @@
           <w:sz w:val="14"/>
           <w:szCs w:val="14"/>
         </w:rPr>
-        <w:t xml:space="preserve">Esta é a página que atravessa as mesas: numa guilda com sete mestres, é ela que faz o seu personagem ser reconhecido numa mesa em que nunca jogou. Nada aqui rola dado.</w:t>
+        <w:t xml:space="preserve">É esta página que outra mesa lê para reconhecer o seu personagem. Nada aqui rola dado.</w:t>
       </w:r>
     </w:p>
     <w:tbl>
@@ -8229,9 +8175,9 @@
             <w:tcW w:type="dxa" w:w="9600"/>
             <w:shd w:fill="2B1B2E" w:color="auto" w:val="clear"/>
             <w:tcMar>
-              <w:top w:type="dxa" w:w="50"/>
+              <w:top w:type="dxa" w:w="34"/>
               <w:left w:type="dxa" w:w="150"/>
-              <w:bottom w:type="dxa" w:w="50"/>
+              <w:bottom w:type="dxa" w:w="34"/>
               <w:right w:type="dxa" w:w="150"/>
             </w:tcMar>
           </w:tcPr>
@@ -8492,9 +8438,9 @@
             <w:tcW w:type="dxa" w:w="9600"/>
             <w:shd w:fill="2B1B2E" w:color="auto" w:val="clear"/>
             <w:tcMar>
-              <w:top w:type="dxa" w:w="50"/>
+              <w:top w:type="dxa" w:w="34"/>
               <w:left w:type="dxa" w:w="150"/>
-              <w:bottom w:type="dxa" w:w="50"/>
+              <w:bottom w:type="dxa" w:w="34"/>
               <w:right w:type="dxa" w:w="150"/>
             </w:tcMar>
           </w:tcPr>
@@ -8733,7 +8679,7 @@
     </w:tbl>
     <w:p>
       <w:pPr>
-        <w:spacing w:after="96" w:before="36"/>
+        <w:spacing w:after="48" w:before="36"/>
       </w:pPr>
       <w:r>
         <w:rPr>
@@ -8745,7 +8691,7 @@
           <w:sz w:val="14"/>
           <w:szCs w:val="14"/>
         </w:rPr>
-        <w:t xml:space="preserve">Provisório:</w:t>
+        <w:t xml:space="preserve">Na criação só entra o pacto de restrição</w:t>
       </w:r>
       <w:r>
         <w:rPr>
@@ -8755,71 +8701,7 @@
           <w:sz w:val="14"/>
           <w:szCs w:val="14"/>
         </w:rPr>
-        <w:t xml:space="preserve"> pacto entre personagens ainda não tem regra, e </w:t>
-      </w:r>
-      <w:r>
-        <w:rPr>
-          <w:b/>
-          <w:bCs/>
-          <w:i/>
-          <w:iCs/>
-          <w:color w:val="847B86"/>
-          <w:sz w:val="14"/>
-          <w:szCs w:val="14"/>
-        </w:rPr>
-        <w:t xml:space="preserve">na criação ele não entra</w:t>
-      </w:r>
-      <w:r>
-        <w:rPr>
-          <w:i/>
-          <w:iCs/>
-          <w:color w:val="847B86"/>
-          <w:sz w:val="14"/>
-          <w:szCs w:val="14"/>
-        </w:rPr>
-        <w:t xml:space="preserve"> — quem quiser começar com um usa a </w:t>
-      </w:r>
-      <w:r>
-        <w:rPr>
-          <w:rFonts w:ascii="Consolas" w:cs="Consolas" w:eastAsia="Consolas" w:hAnsi="Consolas"/>
-          <w:i/>
-          <w:iCs/>
-          <w:color w:val="847B86"/>
-          <w:sz w:val="14"/>
-          <w:szCs w:val="14"/>
-        </w:rPr>
-        <w:t xml:space="preserve">Regra Própria</w:t>
-      </w:r>
-      <w:r>
-        <w:rPr>
-          <w:i/>
-          <w:iCs/>
-          <w:color w:val="847B86"/>
-          <w:sz w:val="14"/>
-          <w:szCs w:val="14"/>
-        </w:rPr>
-        <w:t xml:space="preserve"> do manual ou um </w:t>
-      </w:r>
-      <w:r>
-        <w:rPr>
-          <w:rFonts w:ascii="Consolas" w:cs="Consolas" w:eastAsia="Consolas" w:hAnsi="Consolas"/>
-          <w:i/>
-          <w:iCs/>
-          <w:color w:val="847B86"/>
-          <w:sz w:val="14"/>
-          <w:szCs w:val="14"/>
-        </w:rPr>
-        <w:t xml:space="preserve">Legado</w:t>
-      </w:r>
-      <w:r>
-        <w:rPr>
-          <w:i/>
-          <w:iCs/>
-          <w:color w:val="847B86"/>
-          <w:sz w:val="14"/>
-          <w:szCs w:val="14"/>
-        </w:rPr>
-        <w:t xml:space="preserve">, que é onde essa ficção já mora.</w:t>
+        <w:t xml:space="preserve">, escrito junto da Origem ou da técnica. As outras três formas nascem em jogo, e estão no capítulo 17.</w:t>
       </w:r>
     </w:p>
     <w:tbl>
@@ -8846,9 +8728,9 @@
             <w:tcW w:type="dxa" w:w="9600"/>
             <w:shd w:fill="2B1B2E" w:color="auto" w:val="clear"/>
             <w:tcMar>
-              <w:top w:type="dxa" w:w="50"/>
+              <w:top w:type="dxa" w:w="34"/>
               <w:left w:type="dxa" w:w="150"/>
-              <w:bottom w:type="dxa" w:w="50"/>
+              <w:bottom w:type="dxa" w:w="34"/>
               <w:right w:type="dxa" w:w="150"/>
             </w:tcMar>
           </w:tcPr>
@@ -9146,7 +9028,7 @@
                 <w:sz w:val="17"/>
                 <w:szCs w:val="17"/>
               </w:rPr>
-              <w:t xml:space="preserve">Os dois golpes</w:t>
+              <w:t xml:space="preserve">Os dois descansos</w:t>
             </w:r>
           </w:p>
         </w:tc>
@@ -9175,68 +9057,7 @@
                 <w:sz w:val="17"/>
                 <w:szCs w:val="17"/>
               </w:rPr>
-              <w:t xml:space="preserve">canalizado = os dados da Classe e nada mais, um por turno. Simples = arma + Força</w:t>
-            </w:r>
-          </w:p>
-        </w:tc>
-      </w:tr>
-      <w:tr>
-        <w:trPr>
-          <w:cantSplit/>
-        </w:trPr>
-        <w:tc>
-          <w:tcPr>
-            <w:tcW w:type="dxa" w:w="2112"/>
-            <w:tcMar>
-              <w:top w:type="dxa" w:w="26"/>
-              <w:left w:type="dxa" w:w="90"/>
-              <w:bottom w:type="dxa" w:w="26"/>
-              <w:right w:type="dxa" w:w="90"/>
-            </w:tcMar>
-            <w:vAlign w:val="center"/>
-          </w:tcPr>
-          <w:p>
-            <w:pPr>
-              <w:spacing w:after="18" w:before="18" w:line="215"/>
-              <w:jc w:val="left"/>
-            </w:pPr>
-            <w:r>
-              <w:rPr>
-                <w:b/>
-                <w:bCs/>
-                <w:color w:val="251727"/>
-                <w:sz w:val="17"/>
-                <w:szCs w:val="17"/>
-              </w:rPr>
-              <w:t xml:space="preserve">Os dois descansos</w:t>
-            </w:r>
-          </w:p>
-        </w:tc>
-        <w:tc>
-          <w:tcPr>
-            <w:tcW w:type="dxa" w:w="7488"/>
-            <w:tcMar>
-              <w:top w:type="dxa" w:w="26"/>
-              <w:left w:type="dxa" w:w="90"/>
-              <w:bottom w:type="dxa" w:w="26"/>
-              <w:right w:type="dxa" w:w="90"/>
-            </w:tcMar>
-            <w:vAlign w:val="center"/>
-          </w:tcPr>
-          <w:p>
-            <w:pPr>
-              <w:spacing w:after="18" w:before="18" w:line="215"/>
-              <w:jc w:val="left"/>
-            </w:pPr>
-            <w:r>
-              <w:rPr>
-                <w:b w:val="false"/>
-                <w:bCs w:val="false"/>
-                <w:color w:val="251727"/>
-                <w:sz w:val="17"/>
-                <w:szCs w:val="17"/>
-              </w:rPr>
-              <w:t xml:space="preserve">curto devolve 25% do PE máximo em ambiente propício; longo zera o relógio e a exaustão</w:t>
+              <w:t xml:space="preserve">curto devolve 25% do PE máximo; longo devolve tudo em ambiente propício, e metade fora dele</w:t>
             </w:r>
           </w:p>
         </w:tc>
@@ -9244,7 +9065,7 @@
     </w:tbl>
     <w:p>
       <w:pPr>
-        <w:spacing w:after="96" w:before="36"/>
+        <w:spacing w:after="48" w:before="36"/>
       </w:pPr>
       <w:r>
         <w:rPr>
@@ -9266,7 +9087,7 @@
           <w:sz w:val="14"/>
           <w:szCs w:val="14"/>
         </w:rPr>
-        <w:t xml:space="preserve">CDs, condições, exaustão e o resto da mesa estão na quick-start</w:t>
+        <w:t xml:space="preserve">CDs, condições, exaustão e o resto da mesa estão no Manual da Guilda.</w:t>
       </w:r>
       <w:r>
         <w:rPr>
@@ -9276,13 +9097,13 @@
           <w:sz w:val="14"/>
           <w:szCs w:val="14"/>
         </w:rPr>
-        <w:t xml:space="preserve"> — repetir número em dois documentos é como eles divergem. Nota de campanha vai no verso.</w:t>
+        <w:t xml:space="preserve"> Nota de campanha vai no verso.</w:t>
       </w:r>
     </w:p>
     <w:sectPr>
       <w:footerReference w:type="default" r:id="rId9"/>
       <w:pgSz w:w="11906" w:h="16838" w:orient="portrait"/>
-      <w:pgMar w:top="680" w:right="780" w:bottom="560" w:left="780" w:header="708" w:footer="708" w:gutter="0"/>
+      <w:pgMar w:top="400" w:right="700" w:bottom="440" w:left="700" w:header="708" w:footer="708" w:gutter="0"/>
       <w:pgNumType/>
       <w:docGrid w:linePitch="360"/>
     </w:sectPr>
@@ -9530,7 +9351,7 @@
     </w:rPrDefault>
     <w:pPrDefault>
       <w:pPr>
-        <w:spacing w:line="250"/>
+        <w:spacing w:line="240"/>
       </w:pPr>
     </w:pPrDefault>
   </w:docDefaults>

--- a/ficha/ficha-em-branco.docx
+++ b/ficha/ficha-em-branco.docx
@@ -2885,6 +2885,63 @@
         </w:tc>
       </w:tr>
     </w:tbl>
+    <w:p>
+      <w:pPr>
+        <w:spacing w:after="48" w:before="36"/>
+      </w:pPr>
+      <w:r>
+        <w:rPr>
+          <w:i/>
+          <w:iCs/>
+          <w:color w:val="847B86"/>
+          <w:sz w:val="14"/>
+          <w:szCs w:val="14"/>
+        </w:rPr>
+        <w:t xml:space="preserve">Treinado: </w:t>
+      </w:r>
+      <w:r>
+        <w:rPr>
+          <w:rFonts w:ascii="Consolas" w:cs="Consolas" w:eastAsia="Consolas" w:hAnsi="Consolas"/>
+          <w:i/>
+          <w:iCs/>
+          <w:color w:val="847B86"/>
+          <w:sz w:val="14"/>
+          <w:szCs w:val="14"/>
+        </w:rPr>
+        <w:t xml:space="preserve">d20 + atributo + maestria</w:t>
+      </w:r>
+      <w:r>
+        <w:rPr>
+          <w:i/>
+          <w:iCs/>
+          <w:color w:val="847B86"/>
+          <w:sz w:val="14"/>
+          <w:szCs w:val="14"/>
+        </w:rPr>
+        <w:t xml:space="preserve">. Sem treino: </w:t>
+      </w:r>
+      <w:r>
+        <w:rPr>
+          <w:rFonts w:ascii="Consolas" w:cs="Consolas" w:eastAsia="Consolas" w:hAnsi="Consolas"/>
+          <w:i/>
+          <w:iCs/>
+          <w:color w:val="847B86"/>
+          <w:sz w:val="14"/>
+          <w:szCs w:val="14"/>
+        </w:rPr>
+        <w:t xml:space="preserve">d20 + atributo</w:t>
+      </w:r>
+      <w:r>
+        <w:rPr>
+          <w:i/>
+          <w:iCs/>
+          <w:color w:val="847B86"/>
+          <w:sz w:val="14"/>
+          <w:szCs w:val="14"/>
+        </w:rPr>
+        <w:t xml:space="preserve">.</w:t>
+      </w:r>
+    </w:p>
     <w:tbl>
       <w:tblPr>
         <w:tblW w:type="dxa" w:w="9600"/>

--- a/ficha/ficha-em-branco.docx
+++ b/ficha/ficha-em-branco.docx
@@ -2225,7 +2225,7 @@
           <w:sz w:val="14"/>
           <w:szCs w:val="14"/>
         </w:rPr>
-        <w:t xml:space="preserve">). Ela vale sem uniforme, sem armadura e sem escudo — vestir qualquer um deles a desliga. Arredondamento: sempre para o lado que não te favorece, e o que você ganha nunca fica abaixo de 1.</w:t>
+        <w:t xml:space="preserve">). Ela vale sem Traje e sem Revestimento: vestido, a proteção é a do uniforme. Escudo soma por cima. Arredondamento: sempre para o lado que não te favorece, e o que você ganha nunca fica abaixo de 1.</w:t>
       </w:r>
     </w:p>
     <w:tbl>

--- a/ficha/ficha-em-branco.docx
+++ b/ficha/ficha-em-branco.docx
@@ -2986,7 +2986,7 @@
                 <w:sz w:val="17"/>
                 <w:szCs w:val="17"/>
               </w:rPr>
-              <w:t xml:space="preserve">PERÍCIAS — 23, E VOCÊ TREINA 8 (OU 9)</w:t>
+              <w:t xml:space="preserve">PERÍCIAS — 23, E VOCÊ TREINA 9 (OU 10)</w:t>
             </w:r>
           </w:p>
         </w:tc>
@@ -4312,7 +4312,7 @@
                 <w:sz w:val="17"/>
                 <w:szCs w:val="17"/>
               </w:rPr>
-              <w:t xml:space="preserve">OFÍCIOS — 11, E VOCÊ TREINA 3 (OU 2)</w:t>
+              <w:t xml:space="preserve">OFÍCIOS — 11, E VOCÊ TREINA 2 (OU NENHUM)</w:t>
             </w:r>
           </w:p>
         </w:tc>
@@ -4722,7 +4722,7 @@
           <w:sz w:val="14"/>
           <w:szCs w:val="14"/>
         </w:rPr>
-        <w:t xml:space="preserve">: o mestre escolhe na hora. E ofício sem treino você não tenta — ninguém forja uma lâmina por tentativa.</w:t>
+        <w:t xml:space="preserve">: o mestre escolhe na hora. E ofício sem treino você não tenta — ninguém forja uma lâmina por tentativa. Os dois ofícios vêm da Origem, e você pode trocar os dois por mais uma perícia.</w:t>
       </w:r>
     </w:p>
     <w:p>
@@ -6351,7 +6351,7 @@
                 <w:sz w:val="13"/>
                 <w:szCs w:val="13"/>
               </w:rPr>
-              <w:t xml:space="preserve">PASSIVA LIVRE — UMA, DE GRAÇA. NÃO ROLA DADO, NÃO MUDA NÚMERO, NÃO FAZ NINGUÉM ROLAR</w:t>
+              <w:t xml:space="preserve">EXPRESSÃO DA TÉCNICA — UMA, DE GRAÇA. NÃO ROLA DADO, NÃO MUDA NÚMERO, NÃO FAZ NINGUÉM ROLAR</w:t>
             </w:r>
           </w:p>
           <w:p>
@@ -8758,7 +8758,7 @@
           <w:sz w:val="14"/>
           <w:szCs w:val="14"/>
         </w:rPr>
-        <w:t xml:space="preserve">, escrito junto da Origem ou da técnica. As outras três formas nascem em jogo, e estão no capítulo 17.</w:t>
+        <w:t xml:space="preserve">, escrito junto da Origem ou da técnica. As outras três formas nascem em jogo, e estão no capítulo de Ritual e Pactos do livro.</w:t>
       </w:r>
     </w:p>
     <w:tbl>
@@ -9144,7 +9144,7 @@
           <w:sz w:val="14"/>
           <w:szCs w:val="14"/>
         </w:rPr>
-        <w:t xml:space="preserve">CDs, condições, exaustão e o resto da mesa estão no Manual da Guilda.</w:t>
+        <w:t xml:space="preserve">CDs, condições, exaustão e o resto da mesa estão no livro, o Ciclo Maldito.</w:t>
       </w:r>
       <w:r>
         <w:rPr>
